--- a/eng/docx/48.content.docx
+++ b/eng/docx/48.content.docx
@@ -19,7 +19,7 @@
         <w:rPr>
           <w:lang w:val="en_US" w:bidi="en_US"/>
         </w:rPr>
-        <w:t>Resource: Study Notes - Book Intros (Tyndale)</w:t>
+        <w:t>Resource: Tyndale Open Study Notes</w:t>
       </w:r>
       <w:r>
         <w:rPr>
@@ -112,7 +112,7 @@
         <w:rPr>
           <w:lang w:val="en_US" w:bidi="en_US"/>
         </w:rPr>
-        <w:t>Study Notes - Book Intros (Tyndale)</w:t>
+        <w:t>Tyndale Open Study Notes</w:t>
       </w:r>
     </w:p>
     <w:p>

--- a/eng/docx/48.content.docx
+++ b/eng/docx/48.content.docx
@@ -231,18 +231,7 @@
         <w:rPr>
           <w:lang w:val="en_US" w:bidi="en_US"/>
         </w:rPr>
-        <w:t>Is a person saved by faith alone, or by a combination of faith plus works? Paul’s letter to the Galatians proclaims that salvation is through faith alone. It also emphasizes freedom in Christ to live by the power of the Spirit, knowing that our relationship with God is not based on our performance but on the finished work of Jesus Christ. So we are truly free, not to serve our sinful nature, but to love and serve our Lord and others.</w:t>
-      </w:r>
-    </w:p>
-    <w:p>
-      <w:pPr>
-        <w:pStyle w:val="Heading2"/>
-      </w:pPr>
-      <w:r>
-        <w:rPr>
-          <w:lang w:val="en_US" w:bidi="en_US"/>
-        </w:rPr>
-        <w:t>Setting</w:t>
+        <w:t>Is a person saved by faith alone, or by faith together with good works? Paul’s letter to the Galatians teaches that God saves people through faith alone. It also teaches that believers are free in Christ. We live by the power of the Holy Spirit. Our relationship with God does not depend on their own good works. It depends on what Jesus Christ has fully done.</w:t>
       </w:r>
     </w:p>
     <w:p>
@@ -256,7 +245,46 @@
         <w:rPr>
           <w:lang w:val="en_US" w:bidi="en_US"/>
         </w:rPr>
-        <w:t>When Paul and Barnabas set out from Antioch of Syria on their first missionary journey, they headed across the northeast corner of the Mediterranean Sea through Cyprus, across the Taurus Mountains of Pamphylia, and into the south of the Roman province of Galatia. There Paul and Barnabas established churches in Antioch of Pisidia, Iconium, Lystra, and Derbe (</w:t>
+        <w:t>Because of this, believers are truly free. But this freedom is not a reason to follow sinful desires. It is freedom to love and serve the Lord and other people.</w:t>
+      </w:r>
+    </w:p>
+    <w:p>
+      <w:pPr>
+        <w:pStyle w:val="Heading2"/>
+      </w:pPr>
+      <w:r>
+        <w:rPr>
+          <w:lang w:val="en_US" w:bidi="en_US"/>
+        </w:rPr>
+        <w:t>Setting</w:t>
+      </w:r>
+    </w:p>
+    <w:p>
+      <w:pPr/>
+      <w:r>
+        <w:rPr>
+          <w:lang w:val="en_US" w:bidi="en_US"/>
+        </w:rPr>
+      </w:r>
+      <w:r>
+        <w:rPr>
+          <w:lang w:val="en_US" w:bidi="en_US"/>
+        </w:rPr>
+        <w:t>Paul and Barnabas left Antioch in Syria for their first missionary journey. They crossed the northeast part of the Mediterranean Sea and traveled through Cyprus. Then they traveled across the Taurus Mountains in Pamphylia and entered the southern part of the Roman province of Galatia.</w:t>
+      </w:r>
+    </w:p>
+    <w:p>
+      <w:pPr/>
+      <w:r>
+        <w:rPr>
+          <w:lang w:val="en_US" w:bidi="en_US"/>
+        </w:rPr>
+      </w:r>
+      <w:r>
+        <w:rPr>
+          <w:lang w:val="en_US" w:bidi="en_US"/>
+        </w:rPr>
+        <w:t>There they started churches in Antioch of Pisidia, Iconium, Lystra, and Derbe (</w:t>
       </w:r>
       <w:hyperlink r:id="rId13">
         <w:r>
@@ -274,7 +302,33 @@
         <w:rPr>
           <w:lang w:val="en_US" w:bidi="en_US"/>
         </w:rPr>
-        <w:t>). Many believed the Good News, but the message also aroused opposition and persecution. Paul and Barnabas then returned to Antioch of Syria, reporting on what God had accomplished “and how he had opened the door of faith to the Gentiles, too” (</w:t>
+        <w:t xml:space="preserve">). Many people believed the good news about Jesus. But others opposed the message and persecuted Paul and Barnabas. </w:t>
+      </w:r>
+    </w:p>
+    <w:p>
+      <w:pPr/>
+      <w:r>
+        <w:rPr>
+          <w:lang w:val="en_US" w:bidi="en_US"/>
+        </w:rPr>
+      </w:r>
+      <w:r>
+        <w:rPr>
+          <w:lang w:val="en_US" w:bidi="en_US"/>
+        </w:rPr>
+        <w:t>Later, Paul and Barnabas returned to Antioch in Syria. They told the believers what God had done. They also told them that God had "</w:t>
+      </w:r>
+      <w:r>
+        <w:rPr>
+          <w:lang w:val="en_US" w:bidi="en_US"/>
+        </w:rPr>
+        <w:t>opened the door of faith to the Gentiles"</w:t>
+      </w:r>
+      <w:r>
+        <w:rPr>
+          <w:lang w:val="en_US" w:bidi="en_US"/>
+        </w:rPr>
+        <w:t xml:space="preserve"> (</w:t>
       </w:r>
       <w:hyperlink r:id="rId14">
         <w:r>
@@ -306,7 +360,7 @@
         <w:rPr>
           <w:lang w:val="en_US" w:bidi="en_US"/>
         </w:rPr>
-        <w:t xml:space="preserve">From the results of Paul’s ministry in Galatia and from Peter’s experience with Cornelius and his household in Caesarea (see </w:t>
+        <w:t xml:space="preserve">Paul’s work in Galatia showed that God offered salvation to Gentiles as well as Jews. Peter’s experience with Cornelius and his household in Caesarea showed the same thing (see </w:t>
       </w:r>
       <w:hyperlink r:id="rId15">
         <w:r>
@@ -324,7 +378,7 @@
         <w:rPr>
           <w:lang w:val="en_US" w:bidi="en_US"/>
         </w:rPr>
-        <w:t>), it became clear that salvation was available to Gentiles as well as Jews on the basis of faith in Jesus Christ. Gentiles did not have to become Jews in order to become full members of God’s family. They had only to put their faith in Jesus Christ for salvation.</w:t>
+        <w:t>). God saves both Jews and Gentiles through faith in Jesus Christ. Gentiles did not have to become Jews to become full members of God’s family. They only had to put their faith in Jesus Christ for salvation.</w:t>
       </w:r>
     </w:p>
     <w:p>
@@ -338,7 +392,7 @@
         <w:rPr>
           <w:lang w:val="en_US" w:bidi="en_US"/>
         </w:rPr>
-        <w:t xml:space="preserve">Even so, in the period before the council in Jerusalem (AD 49 or 50; </w:t>
+        <w:t>Even so, before the council in Jerusalem, the disagreement about Jews and Gentiles in the church became stronger (</w:t>
       </w:r>
       <w:hyperlink r:id="rId16">
         <w:r>
@@ -356,7 +410,21 @@
         <w:rPr>
           <w:lang w:val="en_US" w:bidi="en_US"/>
         </w:rPr>
-        <w:t>), controversy over the relationship of Jews and Gentiles in the church became more heated. When Peter returned to Jerusalem from his groundbreaking work among Gentiles in Caesarea, he faced immediate criticism and pressure from Jewish compatriots who opposed his eating with uncircumcised Gentiles. He answered with an account of the Spirit’s work, which temporarily stilled the criticism (</w:t>
+        <w:t xml:space="preserve">). This council happened around AD 49 or 50. </w:t>
+      </w:r>
+    </w:p>
+    <w:p>
+      <w:pPr/>
+      <w:r>
+        <w:rPr>
+          <w:lang w:val="en_US" w:bidi="en_US"/>
+        </w:rPr>
+      </w:r>
+      <w:r>
+        <w:rPr>
+          <w:lang w:val="en_US" w:bidi="en_US"/>
+        </w:rPr>
+        <w:t>Peter had served among Gentiles in Caesarea in a new and important way. When he returned to Jerusalem, some Jewish believers criticized him at once. They did not think he should eat with Gentiles who were not circumcised. Peter answered by telling them how the Spirit had worked among the Gentiles. For a time, this stopped their criticism (</w:t>
       </w:r>
       <w:hyperlink r:id="rId17">
         <w:r>
@@ -388,18 +456,7 @@
         <w:rPr>
           <w:lang w:val="en_US" w:bidi="en_US"/>
         </w:rPr>
-        <w:t>Some Jewish Christians continued to believe that Gentiles should practice Judaism in order to be Christians. Those who believed this are often referred to as “Judaizers.” Some of these Judaizers went to Galatia and began claiming that Paul’s teaching about the Good News was inadequate. They denigrated Paul’s status as an apostle, declaring that he had learned the Good News from the “real” apostles in Jerusalem. They asserted that Paul had changed the message, and that his version of the gospel had never received the apostles’ sanction. The Judaizers argued that Paul’s law-free gospel was incomplete, and they claimed that the real gospel required Gentiles to be circumcised and to keep other aspects of the law. Largely in response to the challenge brought by the Judaizers, Paul wrote his letter to the Galatians.</w:t>
-      </w:r>
-    </w:p>
-    <w:p>
-      <w:pPr>
-        <w:pStyle w:val="Heading2"/>
-      </w:pPr>
-      <w:r>
-        <w:rPr>
-          <w:lang w:val="en_US" w:bidi="en_US"/>
-        </w:rPr>
-        <w:t>Summary</w:t>
+        <w:t>Some Jewish Christians still believed that Gentiles should follow Jewish religious practices in order to be Christians. These people are often called Judaizers. Judaizers were teachers who said Gentile believers must obey the law of Moses, including circumcision (the sign of God’s covenant with Israel).</w:t>
       </w:r>
     </w:p>
     <w:p>
@@ -413,7 +470,60 @@
         <w:rPr>
           <w:lang w:val="en_US" w:bidi="en_US"/>
         </w:rPr>
-        <w:t>After briefly identifying himself and greeting his recipients (</w:t>
+        <w:t>Some Judaizers went to Galatia. They claimed that Paul’s teaching about the good news was not complete. They also spoke against Paul’s authority as an apostle, a person sent by Christ to teach and lead the church. They said Paul had learned the good news from the “real” apostles in Jerusalem. They also claimed that Paul had changed the message and that the apostles had never approved his version of the gospel.</w:t>
+      </w:r>
+    </w:p>
+    <w:p>
+      <w:pPr/>
+      <w:r>
+        <w:rPr>
+          <w:lang w:val="en_US" w:bidi="en_US"/>
+        </w:rPr>
+      </w:r>
+      <w:r>
+        <w:rPr>
+          <w:lang w:val="en_US" w:bidi="en_US"/>
+        </w:rPr>
+        <w:t>The Judaizers argued that Paul’s gospel was incomplete because it did not require Gentiles to keep the law of Moses. They claimed that the true gospel required Gentiles to be circumcised and to obey other parts of the law.</w:t>
+      </w:r>
+    </w:p>
+    <w:p>
+      <w:pPr/>
+      <w:r>
+        <w:rPr>
+          <w:lang w:val="en_US" w:bidi="en_US"/>
+        </w:rPr>
+      </w:r>
+      <w:r>
+        <w:rPr>
+          <w:lang w:val="en_US" w:bidi="en_US"/>
+        </w:rPr>
+        <w:t>Paul wrote his letter to the Galatians mainly in response to this challenge from the Judaizers.</w:t>
+      </w:r>
+    </w:p>
+    <w:p>
+      <w:pPr>
+        <w:pStyle w:val="Heading2"/>
+      </w:pPr>
+      <w:r>
+        <w:rPr>
+          <w:lang w:val="en_US" w:bidi="en_US"/>
+        </w:rPr>
+        <w:t>Summary</w:t>
+      </w:r>
+    </w:p>
+    <w:p>
+      <w:pPr/>
+      <w:r>
+        <w:rPr>
+          <w:lang w:val="en_US" w:bidi="en_US"/>
+        </w:rPr>
+      </w:r>
+      <w:r>
+        <w:rPr>
+          <w:lang w:val="en_US" w:bidi="en_US"/>
+        </w:rPr>
+        <w:t>Paul first identifies himself and greets his audience (</w:t>
       </w:r>
       <w:hyperlink r:id="rId18">
         <w:r>
@@ -424,14 +534,14 @@
             <w:color w:val="0000EE"/>
             <w:u w:val="single"/>
           </w:rPr>
-          <w:t>Gal 1:1–5</w:t>
+          <w:t>Galatians 1:1–5</w:t>
         </w:r>
       </w:hyperlink>
       <w:r>
         <w:rPr>
           <w:lang w:val="en_US" w:bidi="en_US"/>
         </w:rPr>
-        <w:t>), Paul launches directly into his thesis: The Good News that he preaches is the only true Good News (</w:t>
+        <w:t>). Then he states his main point: the good news he preaches is the only true good news (</w:t>
       </w:r>
       <w:hyperlink r:id="rId19">
         <w:r>
@@ -449,7 +559,7 @@
         <w:rPr>
           <w:lang w:val="en_US" w:bidi="en_US"/>
         </w:rPr>
-        <w:t>), he is a genuine apostle of Christ (</w:t>
+        <w:t>). He also says that he is a true apostle of Christ (</w:t>
       </w:r>
       <w:hyperlink r:id="rId20">
         <w:r>
@@ -485,7 +595,7 @@
         <w:rPr>
           <w:lang w:val="en_US" w:bidi="en_US"/>
         </w:rPr>
-        <w:t>), and his opponents will suffer God’s judgment for their false message (</w:t>
+        <w:t>). He warns that his opponents will face God’s judgment because they teach a false message (</w:t>
       </w:r>
       <w:hyperlink r:id="rId22">
         <w:r>
@@ -503,7 +613,7 @@
         <w:rPr>
           <w:lang w:val="en_US" w:bidi="en_US"/>
         </w:rPr>
-        <w:t>). The rest of the letter centers around these assertions.</w:t>
+        <w:t>). The rest of the letter explains these main points.</w:t>
       </w:r>
     </w:p>
     <w:p>
@@ -517,7 +627,7 @@
         <w:rPr>
           <w:lang w:val="en_US" w:bidi="en_US"/>
         </w:rPr>
-        <w:t>Paul first demonstrates that he is a genuine apostle of Christ, preaching the true Good News (</w:t>
+        <w:t>Paul first shows that he is a true apostle of Christ, preaching the true good news (</w:t>
       </w:r>
       <w:hyperlink r:id="rId23">
         <w:r>
@@ -535,7 +645,7 @@
         <w:rPr>
           <w:lang w:val="en_US" w:bidi="en_US"/>
         </w:rPr>
-        <w:t>). To this end, Paul reminds the Galatians of the kind of person he used to be (</w:t>
+        <w:t>). To do this, Paul reminds the Galatians what kind of person he used to be (</w:t>
       </w:r>
       <w:hyperlink r:id="rId24">
         <w:r>
@@ -553,7 +663,7 @@
         <w:rPr>
           <w:lang w:val="en_US" w:bidi="en_US"/>
         </w:rPr>
-        <w:t>) and recounts his conversion experience and his calling by God (</w:t>
+        <w:t>). He tells them about his conversion, when he turned to Christ. He also tells them how God called him to serve (</w:t>
       </w:r>
       <w:hyperlink r:id="rId25">
         <w:r>
@@ -571,7 +681,21 @@
         <w:rPr>
           <w:lang w:val="en_US" w:bidi="en_US"/>
         </w:rPr>
-        <w:t>a). Paul received the Good News as a direct revelation from Christ (</w:t>
+        <w:t xml:space="preserve">a). </w:t>
+      </w:r>
+    </w:p>
+    <w:p>
+      <w:pPr/>
+      <w:r>
+        <w:rPr>
+          <w:lang w:val="en_US" w:bidi="en_US"/>
+        </w:rPr>
+      </w:r>
+      <w:r>
+        <w:rPr>
+          <w:lang w:val="en_US" w:bidi="en_US"/>
+        </w:rPr>
+        <w:t>Paul received the good news through a direct revelation from Christ (</w:t>
       </w:r>
       <w:hyperlink r:id="rId26">
         <w:r>
@@ -589,7 +713,7 @@
         <w:rPr>
           <w:lang w:val="en_US" w:bidi="en_US"/>
         </w:rPr>
-        <w:t>) rather than from the other apostles in Jerusalem (</w:t>
+        <w:t>). A revelation is something God makes known. Paul did not receive this message from the other apostles in Jerusalem (</w:t>
       </w:r>
       <w:hyperlink r:id="rId27">
         <w:r>
@@ -607,7 +731,21 @@
         <w:rPr>
           <w:lang w:val="en_US" w:bidi="en_US"/>
         </w:rPr>
-        <w:t>). Still, the other apostles recognized Paul’s apostleship and message (</w:t>
+        <w:t xml:space="preserve">). </w:t>
+      </w:r>
+    </w:p>
+    <w:p>
+      <w:pPr/>
+      <w:r>
+        <w:rPr>
+          <w:lang w:val="en_US" w:bidi="en_US"/>
+        </w:rPr>
+      </w:r>
+      <w:r>
+        <w:rPr>
+          <w:lang w:val="en_US" w:bidi="en_US"/>
+        </w:rPr>
+        <w:t>Even so, the other apostles accepted Paul as an apostle along with his message (</w:t>
       </w:r>
       <w:hyperlink r:id="rId28">
         <w:r>
@@ -625,7 +763,7 @@
         <w:rPr>
           <w:lang w:val="en_US" w:bidi="en_US"/>
         </w:rPr>
-        <w:t>), and they had nothing to add or change. Further, Paul displayed his genuineness in an instance when Peter and some others compromised the Good News contrary to their own principles (</w:t>
+        <w:t>). They had nothing to add or change. Paul also showed that he was faithful to the good news when Peter and some others acted against it, even though they knew the good news was true (</w:t>
       </w:r>
       <w:hyperlink r:id="rId29">
         <w:r>
@@ -657,7 +795,7 @@
         <w:rPr>
           <w:lang w:val="en_US" w:bidi="en_US"/>
         </w:rPr>
-        <w:t>Paul then makes an argument that his presentation of the Good News is scriptural and true (</w:t>
+        <w:t>Paul then argues that his teaching about the good news comes from Scripture and is true (</w:t>
       </w:r>
       <w:hyperlink r:id="rId30">
         <w:r>
@@ -675,7 +813,7 @@
         <w:rPr>
           <w:lang w:val="en_US" w:bidi="en_US"/>
         </w:rPr>
-        <w:t>). The Galatians had experienced the Spirit by faith (</w:t>
+        <w:t>). The Galatians had received the Spirit by faith, not by obeying the law (</w:t>
       </w:r>
       <w:hyperlink r:id="rId31">
         <w:r>
@@ -693,7 +831,7 @@
         <w:rPr>
           <w:lang w:val="en_US" w:bidi="en_US"/>
         </w:rPr>
-        <w:t>), so they—like all who have faith in Christ—would experience the same blessing that Abraham received (</w:t>
+        <w:t>). So they would receive the same blessing that Abraham received. This blessing belongs to all who have faith in Christ (</w:t>
       </w:r>
       <w:hyperlink r:id="rId32">
         <w:r>
@@ -704,14 +842,28 @@
             <w:color w:val="0000EE"/>
             <w:u w:val="single"/>
           </w:rPr>
-          <w:t>3:6–9</w:t>
+          <w:t>3:e6–9</w:t>
         </w:r>
       </w:hyperlink>
       <w:r>
         <w:rPr>
           <w:lang w:val="en_US" w:bidi="en_US"/>
         </w:rPr>
-        <w:t>). By contrast, trying to be righteous by keeping the law only brings a curse (</w:t>
+        <w:t xml:space="preserve">). </w:t>
+      </w:r>
+    </w:p>
+    <w:p>
+      <w:pPr/>
+      <w:r>
+        <w:rPr>
+          <w:lang w:val="en_US" w:bidi="en_US"/>
+        </w:rPr>
+      </w:r>
+      <w:r>
+        <w:rPr>
+          <w:lang w:val="en_US" w:bidi="en_US"/>
+        </w:rPr>
+        <w:t>In contrast, people who try to be made right with God by keeping the law come under a curse (</w:t>
       </w:r>
       <w:hyperlink r:id="rId33">
         <w:r>
@@ -729,7 +881,7 @@
         <w:rPr>
           <w:lang w:val="en_US" w:bidi="en_US"/>
         </w:rPr>
-        <w:t>). Christ rescued us from that curse and made God’s blessing available to all who have faith in him (</w:t>
+        <w:t>). But Christ rescued us from that curse. He made God’s blessing available to all who have faith in him (</w:t>
       </w:r>
       <w:hyperlink r:id="rId34">
         <w:r>
@@ -747,7 +899,21 @@
         <w:rPr>
           <w:lang w:val="en_US" w:bidi="en_US"/>
         </w:rPr>
-        <w:t>). God’s promise to Abraham shows that the promise is given on the basis of faith, not law (</w:t>
+        <w:t xml:space="preserve">). </w:t>
+      </w:r>
+    </w:p>
+    <w:p>
+      <w:pPr/>
+      <w:r>
+        <w:rPr>
+          <w:lang w:val="en_US" w:bidi="en_US"/>
+        </w:rPr>
+      </w:r>
+      <w:r>
+        <w:rPr>
+          <w:lang w:val="en_US" w:bidi="en_US"/>
+        </w:rPr>
+        <w:t>God’s promise to Abraham shows that God gives the promise by faith, not by the law (</w:t>
       </w:r>
       <w:hyperlink r:id="rId35">
         <w:r>
@@ -765,7 +931,7 @@
         <w:rPr>
           <w:lang w:val="en_US" w:bidi="en_US"/>
         </w:rPr>
-        <w:t>). God’s demand for righteousness was fulfilled by Christ, not by keeping the law, and those who have faith in Christ become recipients of God’s promise to Abraham.</w:t>
+        <w:t>). Christ fulfilled God’s demand for righteousness, which means being right with God. People do not fulfill this demand by keeping the law. Those who have faith in Christ receive God’s promise to Abraham.</w:t>
       </w:r>
     </w:p>
     <w:p>
@@ -779,7 +945,7 @@
         <w:rPr>
           <w:lang w:val="en_US" w:bidi="en_US"/>
         </w:rPr>
-        <w:t>The law’s purpose is not to make people righteous or to make them recipients of God’s promises. Instead, it brings awareness of sin and points to Christ and faith in him (</w:t>
+        <w:t>The purpose of the law is not to make people right with God. It is also not to make them receive God’s promises. Instead, the law shows people their sin. It also points them to Christ and to faith in him (</w:t>
       </w:r>
       <w:hyperlink r:id="rId36">
         <w:r>
@@ -797,7 +963,7 @@
         <w:rPr>
           <w:lang w:val="en_US" w:bidi="en_US"/>
         </w:rPr>
-        <w:t>). Now that Christ has come, those who have faith in him are God’s children and heirs of his promises (</w:t>
+        <w:t>). Now Christ has come. All who have faith in him are God’s children. They also receive his promises as heirs, which means they belong to God’s family and share in what he has promised (</w:t>
       </w:r>
       <w:hyperlink r:id="rId37">
         <w:r>
@@ -815,7 +981,21 @@
         <w:rPr>
           <w:lang w:val="en_US" w:bidi="en_US"/>
         </w:rPr>
-        <w:t>). In light of this, the Galatians’ return to trusting in the law was a dreadful return to slavery (</w:t>
+        <w:t xml:space="preserve">). </w:t>
+      </w:r>
+    </w:p>
+    <w:p>
+      <w:pPr/>
+      <w:r>
+        <w:rPr>
+          <w:lang w:val="en_US" w:bidi="en_US"/>
+        </w:rPr>
+      </w:r>
+      <w:r>
+        <w:rPr>
+          <w:lang w:val="en_US" w:bidi="en_US"/>
+        </w:rPr>
+        <w:t>Because of this, the Galatians should not return to trusting in the law. That would be like returning to slavery (</w:t>
       </w:r>
       <w:hyperlink r:id="rId38">
         <w:r>
@@ -833,7 +1013,7 @@
         <w:rPr>
           <w:lang w:val="en_US" w:bidi="en_US"/>
         </w:rPr>
-        <w:t>), so Paul personally appeals to them to reconsider (</w:t>
+        <w:t>). So Paul personally asks them to think again about what they are doing (</w:t>
       </w:r>
       <w:hyperlink r:id="rId39">
         <w:r>
@@ -851,7 +1031,21 @@
         <w:rPr>
           <w:lang w:val="en_US" w:bidi="en_US"/>
         </w:rPr>
-        <w:t>). He draws an analogy between Hagar and Sarah and the old and new covenants, showing that Christ brings freedom, not slavery (</w:t>
+        <w:t xml:space="preserve">). </w:t>
+      </w:r>
+    </w:p>
+    <w:p>
+      <w:pPr/>
+      <w:r>
+        <w:rPr>
+          <w:lang w:val="en_US" w:bidi="en_US"/>
+        </w:rPr>
+      </w:r>
+      <w:r>
+        <w:rPr>
+          <w:lang w:val="en_US" w:bidi="en_US"/>
+        </w:rPr>
+        <w:t>Paul then compares Hagar and Sarah with the old and new covenants. He shows that Christ brings freedom, not slavery (</w:t>
       </w:r>
       <w:hyperlink r:id="rId40">
         <w:r>
@@ -869,7 +1063,7 @@
         <w:rPr>
           <w:lang w:val="en_US" w:bidi="en_US"/>
         </w:rPr>
-        <w:t>). God’s people must live in freedom (</w:t>
+        <w:t>). God's people must live in freedom (</w:t>
       </w:r>
       <w:hyperlink r:id="rId41">
         <w:r>
@@ -887,7 +1081,7 @@
         <w:rPr>
           <w:lang w:val="en_US" w:bidi="en_US"/>
         </w:rPr>
-        <w:t>), reject a reliance on obedience to the law for salvation (</w:t>
+        <w:t>). They must not depend on obeying the law for salvation (</w:t>
       </w:r>
       <w:hyperlink r:id="rId42">
         <w:r>
@@ -905,7 +1099,7 @@
         <w:rPr>
           <w:lang w:val="en_US" w:bidi="en_US"/>
         </w:rPr>
-        <w:t>), and live by faith (</w:t>
+        <w:t>). Instead, they must live by faith (</w:t>
       </w:r>
       <w:hyperlink r:id="rId43">
         <w:r>
@@ -923,7 +1117,7 @@
         <w:rPr>
           <w:lang w:val="en_US" w:bidi="en_US"/>
         </w:rPr>
-        <w:t>), because a message of salvation through the law is not from God (</w:t>
+        <w:t>). A message that says people are saved through the law does not come from God (</w:t>
       </w:r>
       <w:hyperlink r:id="rId44">
         <w:r>
@@ -955,7 +1149,7 @@
         <w:rPr>
           <w:lang w:val="en_US" w:bidi="en_US"/>
         </w:rPr>
-        <w:t>Finally, Paul shows the Galatians that Christian freedom is not a license to sin, as some might claim. Instead, it is the only way to overcome sin, to live in Christ’s love, and to experience the Spirit’s power (</w:t>
+        <w:t>Finally, Paul shows the Galatians that Christian freedom does not mean freedom to sin. Some people might claim this. Instead, Christian freedom is the only way to overcome sin. It is also the way to live in Christ’s love and experience the Spirit’s power (</w:t>
       </w:r>
       <w:hyperlink r:id="rId45">
         <w:r>
@@ -973,7 +1167,7 @@
         <w:rPr>
           <w:lang w:val="en_US" w:bidi="en_US"/>
         </w:rPr>
-        <w:t>). Freedom provides an opportunity to love rather than to sin (</w:t>
+        <w:t>). Freedom gives believers the chance to love others, not to sin against them (</w:t>
       </w:r>
       <w:hyperlink r:id="rId46">
         <w:r>
@@ -991,7 +1185,7 @@
         <w:rPr>
           <w:lang w:val="en_US" w:bidi="en_US"/>
         </w:rPr>
-        <w:t>), and the only way to overcome sin is to live by the power of the Holy Spirit (</w:t>
+        <w:t>). The only way to overcome sin is to live by the power of the Holy Spirit (</w:t>
       </w:r>
       <w:hyperlink r:id="rId47">
         <w:r>
@@ -1009,7 +1203,21 @@
         <w:rPr>
           <w:lang w:val="en_US" w:bidi="en_US"/>
         </w:rPr>
-        <w:t>). Living by human effort cannot overcome sin, because the sinful nature can produce only sinful actions (</w:t>
+        <w:t xml:space="preserve">). </w:t>
+      </w:r>
+    </w:p>
+    <w:p>
+      <w:pPr/>
+      <w:r>
+        <w:rPr>
+          <w:lang w:val="en_US" w:bidi="en_US"/>
+        </w:rPr>
+      </w:r>
+      <w:r>
+        <w:rPr>
+          <w:lang w:val="en_US" w:bidi="en_US"/>
+        </w:rPr>
+        <w:t>Human effort cannot overcome sin. Human tendency to sin leads to acts of sin (</w:t>
       </w:r>
       <w:hyperlink r:id="rId48">
         <w:r>
@@ -1027,7 +1235,7 @@
         <w:rPr>
           <w:lang w:val="en_US" w:bidi="en_US"/>
         </w:rPr>
-        <w:t>). By contrast, living in the power of the Holy Spirit produces good fruit (</w:t>
+        <w:t>). In contrast, life in the power of the Holy Spirit produces good fruit, which means good character and actions that please God (</w:t>
       </w:r>
       <w:hyperlink r:id="rId49">
         <w:r>
@@ -1045,7 +1253,7 @@
         <w:rPr>
           <w:lang w:val="en_US" w:bidi="en_US"/>
         </w:rPr>
-        <w:t>). Paul gives several examples of the Spirit’s leading in the lives of God’s children (</w:t>
+        <w:t>). Paul then gives several examples of how the Spirit leads God’s children in daily life (</w:t>
       </w:r>
       <w:hyperlink r:id="rId50">
         <w:r>
@@ -1077,7 +1285,7 @@
         <w:rPr>
           <w:lang w:val="en_US" w:bidi="en_US"/>
         </w:rPr>
-        <w:t>Paul ends his letter with a postscript in his own hand (</w:t>
+        <w:t>Paul ends his letter with a note written in his own handwriting (</w:t>
       </w:r>
       <w:hyperlink r:id="rId51">
         <w:r>
@@ -1095,18 +1303,7 @@
         <w:rPr>
           <w:lang w:val="en_US" w:bidi="en_US"/>
         </w:rPr>
-        <w:t>). He appeals again to the cross of Christ, reiterates his central message, bestows God’s mercy and peace on those who follow his teaching, reasserts his apostolic authority, and closes with a benediction that extends “the grace of our Lord Jesus Christ” to the recipients of his letter.</w:t>
-      </w:r>
-    </w:p>
-    <w:p>
-      <w:pPr>
-        <w:pStyle w:val="Heading2"/>
-      </w:pPr>
-      <w:r>
-        <w:rPr>
-          <w:lang w:val="en_US" w:bidi="en_US"/>
-        </w:rPr>
-        <w:t>Author</w:t>
+        <w:t xml:space="preserve">). He again points to the cross of Christ. He repeats his main message and asks God to give mercy and peace to those who follow this teaching. </w:t>
       </w:r>
     </w:p>
     <w:p>
@@ -1120,7 +1317,19 @@
         <w:rPr>
           <w:lang w:val="en_US" w:bidi="en_US"/>
         </w:rPr>
-        <w:t>Galatians has always been recognized as a genuine letter of Paul. It harmonizes well with the account of Paul’s mission in Acts and the other letters, and it authentically reflects Paul’s conflict with Jewish Christians who sought to make keeping the Jewish law a necessary element of Christian faith for Gentiles. Galatians has a message similar to that of Romans, but as an earlier letter, Galatians gives us a glimpse at the early stages of this intense, personal conflict. Here we feel the heartbeat of Paul’s care for the church.</w:t>
+        <w:t>Paul also states again that he has authority as an apostle. He closes with a blessing. He asks that “</w:t>
+      </w:r>
+      <w:r>
+        <w:rPr>
+          <w:lang w:val="en_US" w:bidi="en_US"/>
+        </w:rPr>
+        <w:t>the grace of our Lord Jesus Christ</w:t>
+      </w:r>
+      <w:r>
+        <w:rPr>
+          <w:lang w:val="en_US" w:bidi="en_US"/>
+        </w:rPr>
+        <w:t>” be with the people who receive his letter.</w:t>
       </w:r>
     </w:p>
     <w:p>
@@ -1131,7 +1340,7 @@
         <w:rPr>
           <w:lang w:val="en_US" w:bidi="en_US"/>
         </w:rPr>
-        <w:t>Recipients</w:t>
+        <w:t>Author</w:t>
       </w:r>
     </w:p>
     <w:p>
@@ -1145,7 +1354,7 @@
         <w:rPr>
           <w:lang w:val="en_US" w:bidi="en_US"/>
         </w:rPr>
-        <w:t>Some biblical scholars believe that Paul wrote to an ethnic group called “Galatians,” who lived in north central Asia Minor and were related to Gauls and Celts. Others believe that the recipients of Paul’s letter were groups of churches within the Roman province of Galatia, a much larger area than ethnic Galatia. The Roman province included in its southern districts a number of cities that Paul visited on his first missionary journey (Antioch of Pisidia, Iconium, Lystra, and Derbe).</w:t>
+        <w:t>Christians have always recognized Galatians as a true letter from Paul. It agrees well with the account of Paul’s mission in Acts and with Paul’s other letters. It also shows Paul’s real conflict with Jewish Christians who said Gentiles must obey the Jewish law to have full Christian faith.</w:t>
       </w:r>
     </w:p>
     <w:p>
@@ -1159,7 +1368,60 @@
         <w:rPr>
           <w:lang w:val="en_US" w:bidi="en_US"/>
         </w:rPr>
-        <w:t xml:space="preserve">Paul does not seem to have spent extended time in ethnic Galatia to the north (see possible references in </w:t>
+        <w:t>Galatians has a message like the message of Romans. But Galatians was written earlier. It helps us see the early stage of this serious and personal conflict. In this letter, we can feel Paul’s deep care for the church.</w:t>
+      </w:r>
+    </w:p>
+    <w:p>
+      <w:pPr>
+        <w:pStyle w:val="Heading2"/>
+      </w:pPr>
+      <w:r>
+        <w:rPr>
+          <w:lang w:val="en_US" w:bidi="en_US"/>
+        </w:rPr>
+        <w:t>Recipients</w:t>
+      </w:r>
+    </w:p>
+    <w:p>
+      <w:pPr/>
+      <w:r>
+        <w:rPr>
+          <w:lang w:val="en_US" w:bidi="en_US"/>
+        </w:rPr>
+      </w:r>
+      <w:r>
+        <w:rPr>
+          <w:lang w:val="en_US" w:bidi="en_US"/>
+        </w:rPr>
+        <w:t>Some biblical scholars believe Paul wrote to an ethnic group called the Galatians. They lived in north-central Asia Minor and were related to the Gauls and Celts.</w:t>
+      </w:r>
+    </w:p>
+    <w:p>
+      <w:pPr/>
+      <w:r>
+        <w:rPr>
+          <w:lang w:val="en_US" w:bidi="en_US"/>
+        </w:rPr>
+      </w:r>
+      <w:r>
+        <w:rPr>
+          <w:lang w:val="en_US" w:bidi="en_US"/>
+        </w:rPr>
+        <w:t>Other scholars believe Paul wrote to groups of churches in the Roman province of Galatia. This province was much larger than ethnic Galatia. Its southern area included several cities Paul visited on his first missionary journey. These cities were Antioch of Pisidia, Iconium, Lystra, and Derbe.</w:t>
+      </w:r>
+    </w:p>
+    <w:p>
+      <w:pPr/>
+      <w:r>
+        <w:rPr>
+          <w:lang w:val="en_US" w:bidi="en_US"/>
+        </w:rPr>
+      </w:r>
+      <w:r>
+        <w:rPr>
+          <w:lang w:val="en_US" w:bidi="en_US"/>
+        </w:rPr>
+        <w:t>Paul does not seem to have spent much time in ethnic Galatia in the north. Acts may refer to this area in two places (</w:t>
       </w:r>
       <w:hyperlink r:id="rId52">
         <w:r>
@@ -1195,7 +1457,7 @@
         <w:rPr>
           <w:lang w:val="en_US" w:bidi="en_US"/>
         </w:rPr>
-        <w:t>), whereas we do have record of extensive and repeated missionary activity by Paul in the southern part of the Roman province of Galatia (</w:t>
+        <w:t>). But Acts gives a clear record of Paul’s long and repeated missionary work in the southern part of the Roman province of Galatia (</w:t>
       </w:r>
       <w:hyperlink r:id="rId54">
         <w:r>
@@ -1231,7 +1493,7 @@
         <w:rPr>
           <w:lang w:val="en_US" w:bidi="en_US"/>
         </w:rPr>
-        <w:t>). The available evidence suggests that the Galatians to whom Paul wrote this letter were most likely those whom Paul evangelized on his first missionary journey.</w:t>
+        <w:t>). Because of this, the evidence suggests that Paul most likely wrote this letter to the Galatians he had shared the good news with during his first missionary journey.</w:t>
       </w:r>
     </w:p>
     <w:p>
@@ -1256,7 +1518,7 @@
         <w:rPr>
           <w:lang w:val="en_US" w:bidi="en_US"/>
         </w:rPr>
-        <w:t>Paul wrote Galatians either shortly before the council at Jerusalem (</w:t>
+        <w:t>Paul wrote Galatians at one of two possible times. He may have written it shortly before the council in Jerusalem (</w:t>
       </w:r>
       <w:hyperlink r:id="rId56">
         <w:r>
@@ -1274,7 +1536,7 @@
         <w:rPr>
           <w:lang w:val="en_US" w:bidi="en_US"/>
         </w:rPr>
-        <w:t>) in AD 49 or 50, or sometime after the council, perhaps during his third missionary journey (AD 53–57).</w:t>
+        <w:t>). This council happened in AD 49 or 50. Or Paul may have written it sometime after the council, perhaps during his third missionary journey. That journey took place around AD 53–57.</w:t>
       </w:r>
     </w:p>
     <w:p>
@@ -1288,7 +1550,7 @@
         <w:rPr>
           <w:lang w:val="en_US" w:bidi="en_US"/>
         </w:rPr>
-        <w:t xml:space="preserve">Traditionally, scholars saw </w:t>
+        <w:t xml:space="preserve">Traditionally, scholars understood </w:t>
       </w:r>
       <w:hyperlink r:id="rId28">
         <w:r>
@@ -1299,14 +1561,14 @@
             <w:color w:val="0000EE"/>
             <w:u w:val="single"/>
           </w:rPr>
-          <w:t>2:1–10</w:t>
+          <w:t>Galatians 2:1–10</w:t>
         </w:r>
       </w:hyperlink>
       <w:r>
         <w:rPr>
           <w:lang w:val="en_US" w:bidi="en_US"/>
         </w:rPr>
-        <w:t xml:space="preserve"> as Paul’s description of the council at Jerusalem. However, close examination reveals serious differences between </w:t>
+        <w:t xml:space="preserve"> as Paul’s description of the council in Jerusalem. But a close reading shows major differences between </w:t>
       </w:r>
       <w:hyperlink r:id="rId57">
         <w:r>
@@ -1317,7 +1579,7 @@
             <w:color w:val="0000EE"/>
             <w:u w:val="single"/>
           </w:rPr>
-          <w:t>ch 2</w:t>
+          <w:t>Galatians 2</w:t>
         </w:r>
       </w:hyperlink>
       <w:r>
@@ -1342,7 +1604,7 @@
         <w:rPr>
           <w:lang w:val="en_US" w:bidi="en_US"/>
         </w:rPr>
-        <w:t>. It is hard to reconcile Paul’s account of two visits to Jerusalem (</w:t>
+        <w:t xml:space="preserve">. Paul says he had made two visits to Jerusalem (see </w:t>
       </w:r>
       <w:hyperlink r:id="rId58">
         <w:r>
@@ -1360,7 +1622,7 @@
         <w:rPr>
           <w:lang w:val="en_US" w:bidi="en_US"/>
         </w:rPr>
-        <w:t xml:space="preserve">) with the fact that the council in </w:t>
+        <w:t xml:space="preserve">). But the council in </w:t>
       </w:r>
       <w:hyperlink r:id="rId16">
         <w:r>
@@ -1378,7 +1640,7 @@
         <w:rPr>
           <w:lang w:val="en_US" w:bidi="en_US"/>
         </w:rPr>
-        <w:t xml:space="preserve"> was really his third visit. Neglecting to mention his second visit (</w:t>
+        <w:t xml:space="preserve"> would have been his third visit. It would be hard to explain why Paul would leave out his second visit (</w:t>
       </w:r>
       <w:hyperlink r:id="rId59">
         <w:r>
@@ -1414,7 +1676,21 @@
         <w:rPr>
           <w:lang w:val="en_US" w:bidi="en_US"/>
         </w:rPr>
-        <w:t>) would seriously weaken Paul’s argument that he had minimal contact with the apostles in Jerusalem. Furthermore, if this letter were written after the council, it would be hard to imagine why Paul doesn’t mention the council’s decision, which directly addresses the issue in Galatians. After the council, in fact, Paul gladly carried news of its decision to the churches he visited (</w:t>
+        <w:t>). That visit matters because Paul is arguing that he had little contact with the apostles in Jerusalem.</w:t>
+      </w:r>
+    </w:p>
+    <w:p>
+      <w:pPr/>
+      <w:r>
+        <w:rPr>
+          <w:lang w:val="en_US" w:bidi="en_US"/>
+        </w:rPr>
+      </w:r>
+      <w:r>
+        <w:rPr>
+          <w:lang w:val="en_US" w:bidi="en_US"/>
+        </w:rPr>
+        <w:t>Also, if Paul wrote Galatians after the council, we would expect him to mention the council’s decision. That decision speaks directly to the issue in Galatians. In fact, after the council, Paul gladly shared its decision with the churches he visited (</w:t>
       </w:r>
       <w:hyperlink r:id="rId61">
         <w:r>
@@ -1432,7 +1708,21 @@
         <w:rPr>
           <w:lang w:val="en_US" w:bidi="en_US"/>
         </w:rPr>
-        <w:t xml:space="preserve">). It is thus difficult to believe that </w:t>
+        <w:t xml:space="preserve">). </w:t>
+      </w:r>
+    </w:p>
+    <w:p>
+      <w:pPr/>
+      <w:r>
+        <w:rPr>
+          <w:lang w:val="en_US" w:bidi="en_US"/>
+        </w:rPr>
+      </w:r>
+      <w:r>
+        <w:rPr>
+          <w:lang w:val="en_US" w:bidi="en_US"/>
+        </w:rPr>
+        <w:t xml:space="preserve">For these reasons, it is difficult to believe that </w:t>
       </w:r>
       <w:hyperlink r:id="rId28">
         <w:r>
@@ -1468,7 +1758,7 @@
         <w:rPr>
           <w:lang w:val="en_US" w:bidi="en_US"/>
         </w:rPr>
-        <w:t xml:space="preserve"> and that Galatians was written after the council at Jerusalem.</w:t>
+        <w:t>. It is also difficult to believe that Paul wrote Galatians after the council in Jerusalem.</w:t>
       </w:r>
     </w:p>
     <w:p>
@@ -1482,7 +1772,7 @@
         <w:rPr>
           <w:lang w:val="en_US" w:bidi="en_US"/>
         </w:rPr>
-        <w:t xml:space="preserve">By contrast, there are relatively few difficulties in identifying the occasion described in </w:t>
+        <w:t xml:space="preserve">In contrast, </w:t>
       </w:r>
       <w:hyperlink r:id="rId28">
         <w:r>
@@ -1500,7 +1790,7 @@
         <w:rPr>
           <w:lang w:val="en_US" w:bidi="en_US"/>
         </w:rPr>
-        <w:t xml:space="preserve"> with </w:t>
+        <w:t xml:space="preserve"> is easier to connect with the visits in </w:t>
       </w:r>
       <w:hyperlink r:id="rId59">
         <w:r>
@@ -1536,7 +1826,7 @@
         <w:rPr>
           <w:lang w:val="en_US" w:bidi="en_US"/>
         </w:rPr>
-        <w:t xml:space="preserve">. This would suggest that Paul wrote Galatians shortly before the council, perhaps in AD 48 or 49, right at the time when the controversy over circumcision was escalating in the church (see </w:t>
+        <w:t xml:space="preserve">. This would suggest that Paul wrote Galatians shortly before the council in Jerusalem. He may have written it around AD 48 or 49. At that time, the disagreement about circumcision was becoming stronger in the church. Some Jewish Christians said Gentile believers also had to be circumcised (see </w:t>
       </w:r>
       <w:hyperlink r:id="rId62">
         <w:r>
@@ -1579,7 +1869,7 @@
         <w:rPr>
           <w:lang w:val="en_US" w:bidi="en_US"/>
         </w:rPr>
-        <w:t>The problem that arose in Galatia was a familiar one in the first-century church, and it remains a problem in the church today. Are we truly saved by the work of Jesus Christ on the cross, or is something more necessary on our part?</w:t>
+        <w:t>The problem in Galatia was common in the first-century church. It is still a problem in the church today. Are people truly saved by what Jesus Christ did on the cross? Or must people do something more to be saved?</w:t>
       </w:r>
     </w:p>
     <w:p>
@@ -1593,7 +1883,49 @@
         <w:rPr>
           <w:lang w:val="en_US" w:bidi="en_US"/>
         </w:rPr>
-        <w:t>Paul’s letter to the Galatians establishes the completeness of the Good News—that salvation is available to all purely by faith in the Lord Jesus Christ and not by observing the law. It also establishes the unity of God’s people: No division exists between Jews and Gentiles or between other classes of people. We all come to God and gain new life by the same means: through faith in Christ. Galatians establishes our liberty in Christ: We fulfill Christ’s law not by human effort but by living in faith and love by the Holy Spirit. Finally, the letter establishes our need for the grace of God, which rescues us from the curse of sin, gives us new life and the promised Holy Spirit, and makes us God’s children, empowered to fulfill Christ’s law of love.</w:t>
+        <w:t xml:space="preserve">Paul's letter to the Galatians teaches that the gospel is complete. God offers salvation to all people through faith in the Lord Jesus Christ. People are not saved by obeying the law. </w:t>
+      </w:r>
+    </w:p>
+    <w:p>
+      <w:pPr/>
+      <w:r>
+        <w:rPr>
+          <w:lang w:val="en_US" w:bidi="en_US"/>
+        </w:rPr>
+      </w:r>
+      <w:r>
+        <w:rPr>
+          <w:lang w:val="en_US" w:bidi="en_US"/>
+        </w:rPr>
+        <w:t>Galatians also teaches that God’s people are one. There is no division between Jews and Gentiles, or between other groups of people. We all come to God in the same way. We receive new life through faith in Christ.</w:t>
+      </w:r>
+    </w:p>
+    <w:p>
+      <w:pPr/>
+      <w:r>
+        <w:rPr>
+          <w:lang w:val="en_US" w:bidi="en_US"/>
+        </w:rPr>
+      </w:r>
+      <w:r>
+        <w:rPr>
+          <w:lang w:val="en_US" w:bidi="en_US"/>
+        </w:rPr>
+        <w:t>Galatians also teaches that believers have freedom in Christ. We do not fulfill Christ’s law by human effort. We fulfill it by living in faith and love through the Holy Spirit.</w:t>
+      </w:r>
+    </w:p>
+    <w:p>
+      <w:pPr/>
+      <w:r>
+        <w:rPr>
+          <w:lang w:val="en_US" w:bidi="en_US"/>
+        </w:rPr>
+      </w:r>
+      <w:r>
+        <w:rPr>
+          <w:lang w:val="en_US" w:bidi="en_US"/>
+        </w:rPr>
+        <w:t>Finally, Galatians teaches that we need God’s grace. Grace is God’s kind gift that we do not earn. God’s grace rescues us from the curse of sin. It gives us new life and the promised Holy Spirit. It also makes us God’s children and gives us power to obey Christ’s law of love.</w:t>
       </w:r>
       <w:r>
         <w:rPr>

--- a/eng/docx/48.content.docx
+++ b/eng/docx/48.content.docx
@@ -19,7 +19,7 @@
         <w:rPr>
           <w:lang w:val="en_US" w:bidi="en_US"/>
         </w:rPr>
-        <w:t>Resource: Tyndale Open Study Notes</w:t>
+        <w:t>Resource: Aquifer Open Study Notes (Book Intros)</w:t>
       </w:r>
       <w:r>
         <w:rPr>
@@ -112,7 +112,7 @@
         <w:rPr>
           <w:lang w:val="en_US" w:bidi="en_US"/>
         </w:rPr>
-        <w:t>Tyndale Open Study Notes</w:t>
+        <w:t>Aquifer Open Study Notes (Book Intros)</w:t>
       </w:r>
     </w:p>
     <w:p>

--- a/eng/docx/48.content.docx
+++ b/eng/docx/48.content.docx
@@ -286,18 +286,12 @@
         </w:rPr>
         <w:t>There they started churches in Antioch of Pisidia, Iconium, Lystra, and Derbe (</w:t>
       </w:r>
-      <w:hyperlink r:id="rId13">
-        <w:r>
-          <w:rPr>
-            <w:lang w:val="en_US" w:bidi="en_US"/>
-          </w:rPr>
-          <w:rPr>
-            <w:color w:val="0000EE"/>
-            <w:u w:val="single"/>
-          </w:rPr>
-          <w:t>Acts 13:13–14:28</w:t>
-        </w:r>
-      </w:hyperlink>
+      <w:r>
+        <w:rPr>
+          <w:lang w:val="en_US" w:bidi="en_US"/>
+        </w:rPr>
+        <w:t>Acts 13:13–14:28</w:t>
+      </w:r>
       <w:r>
         <w:rPr>
           <w:lang w:val="en_US" w:bidi="en_US"/>
@@ -330,18 +324,12 @@
         </w:rPr>
         <w:t xml:space="preserve"> (</w:t>
       </w:r>
-      <w:hyperlink r:id="rId14">
-        <w:r>
-          <w:rPr>
-            <w:lang w:val="en_US" w:bidi="en_US"/>
-          </w:rPr>
-          <w:rPr>
-            <w:color w:val="0000EE"/>
-            <w:u w:val="single"/>
-          </w:rPr>
-          <w:t>Acts 14:27</w:t>
-        </w:r>
-      </w:hyperlink>
+      <w:r>
+        <w:rPr>
+          <w:lang w:val="en_US" w:bidi="en_US"/>
+        </w:rPr>
+        <w:t>Acts 14:27</w:t>
+      </w:r>
       <w:r>
         <w:rPr>
           <w:lang w:val="en_US" w:bidi="en_US"/>
@@ -362,18 +350,12 @@
         </w:rPr>
         <w:t xml:space="preserve">Paul’s work in Galatia showed that God offered salvation to Gentiles as well as Jews. Peter’s experience with Cornelius and his household in Caesarea showed the same thing (see </w:t>
       </w:r>
-      <w:hyperlink r:id="rId15">
-        <w:r>
-          <w:rPr>
-            <w:lang w:val="en_US" w:bidi="en_US"/>
-          </w:rPr>
-          <w:rPr>
-            <w:color w:val="0000EE"/>
-            <w:u w:val="single"/>
-          </w:rPr>
-          <w:t>Acts 10:1–48</w:t>
-        </w:r>
-      </w:hyperlink>
+      <w:r>
+        <w:rPr>
+          <w:lang w:val="en_US" w:bidi="en_US"/>
+        </w:rPr>
+        <w:t>Acts 10:1–48</w:t>
+      </w:r>
       <w:r>
         <w:rPr>
           <w:lang w:val="en_US" w:bidi="en_US"/>
@@ -394,18 +376,12 @@
         </w:rPr>
         <w:t>Even so, before the council in Jerusalem, the disagreement about Jews and Gentiles in the church became stronger (</w:t>
       </w:r>
-      <w:hyperlink r:id="rId16">
-        <w:r>
-          <w:rPr>
-            <w:lang w:val="en_US" w:bidi="en_US"/>
-          </w:rPr>
-          <w:rPr>
-            <w:color w:val="0000EE"/>
-            <w:u w:val="single"/>
-          </w:rPr>
-          <w:t>Acts 15:1–41</w:t>
-        </w:r>
-      </w:hyperlink>
+      <w:r>
+        <w:rPr>
+          <w:lang w:val="en_US" w:bidi="en_US"/>
+        </w:rPr>
+        <w:t>Acts 15:1–41</w:t>
+      </w:r>
       <w:r>
         <w:rPr>
           <w:lang w:val="en_US" w:bidi="en_US"/>
@@ -426,18 +402,12 @@
         </w:rPr>
         <w:t>Peter had served among Gentiles in Caesarea in a new and important way. When he returned to Jerusalem, some Jewish believers criticized him at once. They did not think he should eat with Gentiles who were not circumcised. Peter answered by telling them how the Spirit had worked among the Gentiles. For a time, this stopped their criticism (</w:t>
       </w:r>
-      <w:hyperlink r:id="rId17">
-        <w:r>
-          <w:rPr>
-            <w:lang w:val="en_US" w:bidi="en_US"/>
-          </w:rPr>
-          <w:rPr>
-            <w:color w:val="0000EE"/>
-            <w:u w:val="single"/>
-          </w:rPr>
-          <w:t>Acts 11:1–18</w:t>
-        </w:r>
-      </w:hyperlink>
+      <w:r>
+        <w:rPr>
+          <w:lang w:val="en_US" w:bidi="en_US"/>
+        </w:rPr>
+        <w:t>Acts 11:1–18</w:t>
+      </w:r>
       <w:r>
         <w:rPr>
           <w:lang w:val="en_US" w:bidi="en_US"/>
@@ -525,90 +495,60 @@
         </w:rPr>
         <w:t>Paul first identifies himself and greets his audience (</w:t>
       </w:r>
-      <w:hyperlink r:id="rId18">
-        <w:r>
-          <w:rPr>
-            <w:lang w:val="en_US" w:bidi="en_US"/>
-          </w:rPr>
-          <w:rPr>
-            <w:color w:val="0000EE"/>
-            <w:u w:val="single"/>
-          </w:rPr>
-          <w:t>Galatians 1:1–5</w:t>
-        </w:r>
-      </w:hyperlink>
+      <w:r>
+        <w:rPr>
+          <w:lang w:val="en_US" w:bidi="en_US"/>
+        </w:rPr>
+        <w:t>Galatians 1:1–5</w:t>
+      </w:r>
       <w:r>
         <w:rPr>
           <w:lang w:val="en_US" w:bidi="en_US"/>
         </w:rPr>
         <w:t>). Then he states his main point: the good news he preaches is the only true good news (</w:t>
       </w:r>
-      <w:hyperlink r:id="rId19">
-        <w:r>
-          <w:rPr>
-            <w:lang w:val="en_US" w:bidi="en_US"/>
-          </w:rPr>
-          <w:rPr>
-            <w:color w:val="0000EE"/>
-            <w:u w:val="single"/>
-          </w:rPr>
-          <w:t>1:6–7</w:t>
-        </w:r>
-      </w:hyperlink>
+      <w:r>
+        <w:rPr>
+          <w:lang w:val="en_US" w:bidi="en_US"/>
+        </w:rPr>
+        <w:t>1:6–7</w:t>
+      </w:r>
       <w:r>
         <w:rPr>
           <w:lang w:val="en_US" w:bidi="en_US"/>
         </w:rPr>
         <w:t>). He also says that he is a true apostle of Christ (</w:t>
       </w:r>
-      <w:hyperlink r:id="rId20">
-        <w:r>
-          <w:rPr>
-            <w:lang w:val="en_US" w:bidi="en_US"/>
-          </w:rPr>
-          <w:rPr>
-            <w:color w:val="0000EE"/>
-            <w:u w:val="single"/>
-          </w:rPr>
-          <w:t>1:1</w:t>
-        </w:r>
-      </w:hyperlink>
+      <w:r>
+        <w:rPr>
+          <w:lang w:val="en_US" w:bidi="en_US"/>
+        </w:rPr>
+        <w:t>1:1</w:t>
+      </w:r>
       <w:r>
         <w:rPr>
           <w:lang w:val="en_US" w:bidi="en_US"/>
         </w:rPr>
         <w:t xml:space="preserve">, </w:t>
       </w:r>
-      <w:hyperlink r:id="rId21">
-        <w:r>
-          <w:rPr>
-            <w:lang w:val="en_US" w:bidi="en_US"/>
-          </w:rPr>
-          <w:rPr>
-            <w:color w:val="0000EE"/>
-            <w:u w:val="single"/>
-          </w:rPr>
-          <w:t>10</w:t>
-        </w:r>
-      </w:hyperlink>
+      <w:r>
+        <w:rPr>
+          <w:lang w:val="en_US" w:bidi="en_US"/>
+        </w:rPr>
+        <w:t>10</w:t>
+      </w:r>
       <w:r>
         <w:rPr>
           <w:lang w:val="en_US" w:bidi="en_US"/>
         </w:rPr>
         <w:t>). He warns that his opponents will face God’s judgment because they teach a false message (</w:t>
       </w:r>
-      <w:hyperlink r:id="rId22">
-        <w:r>
-          <w:rPr>
-            <w:lang w:val="en_US" w:bidi="en_US"/>
-          </w:rPr>
-          <w:rPr>
-            <w:color w:val="0000EE"/>
-            <w:u w:val="single"/>
-          </w:rPr>
-          <w:t>1:8–9</w:t>
-        </w:r>
-      </w:hyperlink>
+      <w:r>
+        <w:rPr>
+          <w:lang w:val="en_US" w:bidi="en_US"/>
+        </w:rPr>
+        <w:t>1:8–9</w:t>
+      </w:r>
       <w:r>
         <w:rPr>
           <w:lang w:val="en_US" w:bidi="en_US"/>
@@ -629,54 +569,36 @@
         </w:rPr>
         <w:t>Paul first shows that he is a true apostle of Christ, preaching the true good news (</w:t>
       </w:r>
-      <w:hyperlink r:id="rId23">
-        <w:r>
-          <w:rPr>
-            <w:lang w:val="en_US" w:bidi="en_US"/>
-          </w:rPr>
-          <w:rPr>
-            <w:color w:val="0000EE"/>
-            <w:u w:val="single"/>
-          </w:rPr>
-          <w:t>1:11–2:21</w:t>
-        </w:r>
-      </w:hyperlink>
+      <w:r>
+        <w:rPr>
+          <w:lang w:val="en_US" w:bidi="en_US"/>
+        </w:rPr>
+        <w:t>1:11–2:21</w:t>
+      </w:r>
       <w:r>
         <w:rPr>
           <w:lang w:val="en_US" w:bidi="en_US"/>
         </w:rPr>
         <w:t>). To do this, Paul reminds the Galatians what kind of person he used to be (</w:t>
       </w:r>
-      <w:hyperlink r:id="rId24">
-        <w:r>
-          <w:rPr>
-            <w:lang w:val="en_US" w:bidi="en_US"/>
-          </w:rPr>
-          <w:rPr>
-            <w:color w:val="0000EE"/>
-            <w:u w:val="single"/>
-          </w:rPr>
-          <w:t>1:13–14</w:t>
-        </w:r>
-      </w:hyperlink>
+      <w:r>
+        <w:rPr>
+          <w:lang w:val="en_US" w:bidi="en_US"/>
+        </w:rPr>
+        <w:t>1:13–14</w:t>
+      </w:r>
       <w:r>
         <w:rPr>
           <w:lang w:val="en_US" w:bidi="en_US"/>
         </w:rPr>
         <w:t>). He tells them about his conversion, when he turned to Christ. He also tells them how God called him to serve (</w:t>
       </w:r>
-      <w:hyperlink r:id="rId25">
-        <w:r>
-          <w:rPr>
-            <w:lang w:val="en_US" w:bidi="en_US"/>
-          </w:rPr>
-          <w:rPr>
-            <w:color w:val="0000EE"/>
-            <w:u w:val="single"/>
-          </w:rPr>
-          <w:t>1:15–16</w:t>
-        </w:r>
-      </w:hyperlink>
+      <w:r>
+        <w:rPr>
+          <w:lang w:val="en_US" w:bidi="en_US"/>
+        </w:rPr>
+        <w:t>1:15–16</w:t>
+      </w:r>
       <w:r>
         <w:rPr>
           <w:lang w:val="en_US" w:bidi="en_US"/>
@@ -697,36 +619,24 @@
         </w:rPr>
         <w:t>Paul received the good news through a direct revelation from Christ (</w:t>
       </w:r>
-      <w:hyperlink r:id="rId26">
-        <w:r>
-          <w:rPr>
-            <w:lang w:val="en_US" w:bidi="en_US"/>
-          </w:rPr>
-          <w:rPr>
-            <w:color w:val="0000EE"/>
-            <w:u w:val="single"/>
-          </w:rPr>
-          <w:t>1:11–12</w:t>
-        </w:r>
-      </w:hyperlink>
+      <w:r>
+        <w:rPr>
+          <w:lang w:val="en_US" w:bidi="en_US"/>
+        </w:rPr>
+        <w:t>1:11–12</w:t>
+      </w:r>
       <w:r>
         <w:rPr>
           <w:lang w:val="en_US" w:bidi="en_US"/>
         </w:rPr>
         <w:t>). A revelation is something God makes known. Paul did not receive this message from the other apostles in Jerusalem (</w:t>
       </w:r>
-      <w:hyperlink r:id="rId27">
-        <w:r>
-          <w:rPr>
-            <w:lang w:val="en_US" w:bidi="en_US"/>
-          </w:rPr>
-          <w:rPr>
-            <w:color w:val="0000EE"/>
-            <w:u w:val="single"/>
-          </w:rPr>
-          <w:t>1:16–24</w:t>
-        </w:r>
-      </w:hyperlink>
+      <w:r>
+        <w:rPr>
+          <w:lang w:val="en_US" w:bidi="en_US"/>
+        </w:rPr>
+        <w:t>1:16–24</w:t>
+      </w:r>
       <w:r>
         <w:rPr>
           <w:lang w:val="en_US" w:bidi="en_US"/>
@@ -747,36 +657,24 @@
         </w:rPr>
         <w:t>Even so, the other apostles accepted Paul as an apostle along with his message (</w:t>
       </w:r>
-      <w:hyperlink r:id="rId28">
-        <w:r>
-          <w:rPr>
-            <w:lang w:val="en_US" w:bidi="en_US"/>
-          </w:rPr>
-          <w:rPr>
-            <w:color w:val="0000EE"/>
-            <w:u w:val="single"/>
-          </w:rPr>
-          <w:t>2:1–10</w:t>
-        </w:r>
-      </w:hyperlink>
+      <w:r>
+        <w:rPr>
+          <w:lang w:val="en_US" w:bidi="en_US"/>
+        </w:rPr>
+        <w:t>2:1–10</w:t>
+      </w:r>
       <w:r>
         <w:rPr>
           <w:lang w:val="en_US" w:bidi="en_US"/>
         </w:rPr>
         <w:t>). They had nothing to add or change. Paul also showed that he was faithful to the good news when Peter and some others acted against it, even though they knew the good news was true (</w:t>
       </w:r>
-      <w:hyperlink r:id="rId29">
-        <w:r>
-          <w:rPr>
-            <w:lang w:val="en_US" w:bidi="en_US"/>
-          </w:rPr>
-          <w:rPr>
-            <w:color w:val="0000EE"/>
-            <w:u w:val="single"/>
-          </w:rPr>
-          <w:t>2:11–21</w:t>
-        </w:r>
-      </w:hyperlink>
+      <w:r>
+        <w:rPr>
+          <w:lang w:val="en_US" w:bidi="en_US"/>
+        </w:rPr>
+        <w:t>2:11–21</w:t>
+      </w:r>
       <w:r>
         <w:rPr>
           <w:lang w:val="en_US" w:bidi="en_US"/>
@@ -797,54 +695,36 @@
         </w:rPr>
         <w:t>Paul then argues that his teaching about the good news comes from Scripture and is true (</w:t>
       </w:r>
-      <w:hyperlink r:id="rId30">
-        <w:r>
-          <w:rPr>
-            <w:lang w:val="en_US" w:bidi="en_US"/>
-          </w:rPr>
-          <w:rPr>
-            <w:color w:val="0000EE"/>
-            <w:u w:val="single"/>
-          </w:rPr>
-          <w:t>3:1–5:12</w:t>
-        </w:r>
-      </w:hyperlink>
+      <w:r>
+        <w:rPr>
+          <w:lang w:val="en_US" w:bidi="en_US"/>
+        </w:rPr>
+        <w:t>3:1–5:12</w:t>
+      </w:r>
       <w:r>
         <w:rPr>
           <w:lang w:val="en_US" w:bidi="en_US"/>
         </w:rPr>
         <w:t>). The Galatians had received the Spirit by faith, not by obeying the law (</w:t>
       </w:r>
-      <w:hyperlink r:id="rId31">
-        <w:r>
-          <w:rPr>
-            <w:lang w:val="en_US" w:bidi="en_US"/>
-          </w:rPr>
-          <w:rPr>
-            <w:color w:val="0000EE"/>
-            <w:u w:val="single"/>
-          </w:rPr>
-          <w:t>3:1–5</w:t>
-        </w:r>
-      </w:hyperlink>
+      <w:r>
+        <w:rPr>
+          <w:lang w:val="en_US" w:bidi="en_US"/>
+        </w:rPr>
+        <w:t>3:1–5</w:t>
+      </w:r>
       <w:r>
         <w:rPr>
           <w:lang w:val="en_US" w:bidi="en_US"/>
         </w:rPr>
         <w:t>). So they would receive the same blessing that Abraham received. This blessing belongs to all who have faith in Christ (</w:t>
       </w:r>
-      <w:hyperlink r:id="rId32">
-        <w:r>
-          <w:rPr>
-            <w:lang w:val="en_US" w:bidi="en_US"/>
-          </w:rPr>
-          <w:rPr>
-            <w:color w:val="0000EE"/>
-            <w:u w:val="single"/>
-          </w:rPr>
-          <w:t>3:e6–9</w:t>
-        </w:r>
-      </w:hyperlink>
+      <w:r>
+        <w:rPr>
+          <w:lang w:val="en_US" w:bidi="en_US"/>
+        </w:rPr>
+        <w:t>3:e6–9</w:t>
+      </w:r>
       <w:r>
         <w:rPr>
           <w:lang w:val="en_US" w:bidi="en_US"/>
@@ -865,36 +745,24 @@
         </w:rPr>
         <w:t>In contrast, people who try to be made right with God by keeping the law come under a curse (</w:t>
       </w:r>
-      <w:hyperlink r:id="rId33">
-        <w:r>
-          <w:rPr>
-            <w:lang w:val="en_US" w:bidi="en_US"/>
-          </w:rPr>
-          <w:rPr>
-            <w:color w:val="0000EE"/>
-            <w:u w:val="single"/>
-          </w:rPr>
-          <w:t>3:10–12</w:t>
-        </w:r>
-      </w:hyperlink>
+      <w:r>
+        <w:rPr>
+          <w:lang w:val="en_US" w:bidi="en_US"/>
+        </w:rPr>
+        <w:t>3:10–12</w:t>
+      </w:r>
       <w:r>
         <w:rPr>
           <w:lang w:val="en_US" w:bidi="en_US"/>
         </w:rPr>
         <w:t>). But Christ rescued us from that curse. He made God’s blessing available to all who have faith in him (</w:t>
       </w:r>
-      <w:hyperlink r:id="rId34">
-        <w:r>
-          <w:rPr>
-            <w:lang w:val="en_US" w:bidi="en_US"/>
-          </w:rPr>
-          <w:rPr>
-            <w:color w:val="0000EE"/>
-            <w:u w:val="single"/>
-          </w:rPr>
-          <w:t>3:13–14</w:t>
-        </w:r>
-      </w:hyperlink>
+      <w:r>
+        <w:rPr>
+          <w:lang w:val="en_US" w:bidi="en_US"/>
+        </w:rPr>
+        <w:t>3:13–14</w:t>
+      </w:r>
       <w:r>
         <w:rPr>
           <w:lang w:val="en_US" w:bidi="en_US"/>
@@ -915,18 +783,12 @@
         </w:rPr>
         <w:t>God’s promise to Abraham shows that God gives the promise by faith, not by the law (</w:t>
       </w:r>
-      <w:hyperlink r:id="rId35">
-        <w:r>
-          <w:rPr>
-            <w:lang w:val="en_US" w:bidi="en_US"/>
-          </w:rPr>
-          <w:rPr>
-            <w:color w:val="0000EE"/>
-            <w:u w:val="single"/>
-          </w:rPr>
-          <w:t>3:15–18</w:t>
-        </w:r>
-      </w:hyperlink>
+      <w:r>
+        <w:rPr>
+          <w:lang w:val="en_US" w:bidi="en_US"/>
+        </w:rPr>
+        <w:t>3:15–18</w:t>
+      </w:r>
       <w:r>
         <w:rPr>
           <w:lang w:val="en_US" w:bidi="en_US"/>
@@ -947,36 +809,24 @@
         </w:rPr>
         <w:t>The purpose of the law is not to make people right with God. It is also not to make them receive God’s promises. Instead, the law shows people their sin. It also points them to Christ and to faith in him (</w:t>
       </w:r>
-      <w:hyperlink r:id="rId36">
-        <w:r>
-          <w:rPr>
-            <w:lang w:val="en_US" w:bidi="en_US"/>
-          </w:rPr>
-          <w:rPr>
-            <w:color w:val="0000EE"/>
-            <w:u w:val="single"/>
-          </w:rPr>
-          <w:t>3:19–22</w:t>
-        </w:r>
-      </w:hyperlink>
+      <w:r>
+        <w:rPr>
+          <w:lang w:val="en_US" w:bidi="en_US"/>
+        </w:rPr>
+        <w:t>3:19–22</w:t>
+      </w:r>
       <w:r>
         <w:rPr>
           <w:lang w:val="en_US" w:bidi="en_US"/>
         </w:rPr>
         <w:t>). Now Christ has come. All who have faith in him are God’s children. They also receive his promises as heirs, which means they belong to God’s family and share in what he has promised (</w:t>
       </w:r>
-      <w:hyperlink r:id="rId37">
-        <w:r>
-          <w:rPr>
-            <w:lang w:val="en_US" w:bidi="en_US"/>
-          </w:rPr>
-          <w:rPr>
-            <w:color w:val="0000EE"/>
-            <w:u w:val="single"/>
-          </w:rPr>
-          <w:t>3:23–4:7</w:t>
-        </w:r>
-      </w:hyperlink>
+      <w:r>
+        <w:rPr>
+          <w:lang w:val="en_US" w:bidi="en_US"/>
+        </w:rPr>
+        <w:t>3:23–4:7</w:t>
+      </w:r>
       <w:r>
         <w:rPr>
           <w:lang w:val="en_US" w:bidi="en_US"/>
@@ -997,36 +847,24 @@
         </w:rPr>
         <w:t>Because of this, the Galatians should not return to trusting in the law. That would be like returning to slavery (</w:t>
       </w:r>
-      <w:hyperlink r:id="rId38">
-        <w:r>
-          <w:rPr>
-            <w:lang w:val="en_US" w:bidi="en_US"/>
-          </w:rPr>
-          <w:rPr>
-            <w:color w:val="0000EE"/>
-            <w:u w:val="single"/>
-          </w:rPr>
-          <w:t>4:8–11</w:t>
-        </w:r>
-      </w:hyperlink>
+      <w:r>
+        <w:rPr>
+          <w:lang w:val="en_US" w:bidi="en_US"/>
+        </w:rPr>
+        <w:t>4:8–11</w:t>
+      </w:r>
       <w:r>
         <w:rPr>
           <w:lang w:val="en_US" w:bidi="en_US"/>
         </w:rPr>
         <w:t>). So Paul personally asks them to think again about what they are doing (</w:t>
       </w:r>
-      <w:hyperlink r:id="rId39">
-        <w:r>
-          <w:rPr>
-            <w:lang w:val="en_US" w:bidi="en_US"/>
-          </w:rPr>
-          <w:rPr>
-            <w:color w:val="0000EE"/>
-            <w:u w:val="single"/>
-          </w:rPr>
-          <w:t>4:12–20</w:t>
-        </w:r>
-      </w:hyperlink>
+      <w:r>
+        <w:rPr>
+          <w:lang w:val="en_US" w:bidi="en_US"/>
+        </w:rPr>
+        <w:t>4:12–20</w:t>
+      </w:r>
       <w:r>
         <w:rPr>
           <w:lang w:val="en_US" w:bidi="en_US"/>
@@ -1047,90 +885,60 @@
         </w:rPr>
         <w:t>Paul then compares Hagar and Sarah with the old and new covenants. He shows that Christ brings freedom, not slavery (</w:t>
       </w:r>
-      <w:hyperlink r:id="rId40">
-        <w:r>
-          <w:rPr>
-            <w:lang w:val="en_US" w:bidi="en_US"/>
-          </w:rPr>
-          <w:rPr>
-            <w:color w:val="0000EE"/>
-            <w:u w:val="single"/>
-          </w:rPr>
-          <w:t>4:21–31</w:t>
-        </w:r>
-      </w:hyperlink>
+      <w:r>
+        <w:rPr>
+          <w:lang w:val="en_US" w:bidi="en_US"/>
+        </w:rPr>
+        <w:t>4:21–31</w:t>
+      </w:r>
       <w:r>
         <w:rPr>
           <w:lang w:val="en_US" w:bidi="en_US"/>
         </w:rPr>
         <w:t>). God's people must live in freedom (</w:t>
       </w:r>
-      <w:hyperlink r:id="rId41">
-        <w:r>
-          <w:rPr>
-            <w:lang w:val="en_US" w:bidi="en_US"/>
-          </w:rPr>
-          <w:rPr>
-            <w:color w:val="0000EE"/>
-            <w:u w:val="single"/>
-          </w:rPr>
-          <w:t>5:1</w:t>
-        </w:r>
-      </w:hyperlink>
+      <w:r>
+        <w:rPr>
+          <w:lang w:val="en_US" w:bidi="en_US"/>
+        </w:rPr>
+        <w:t>5:1</w:t>
+      </w:r>
       <w:r>
         <w:rPr>
           <w:lang w:val="en_US" w:bidi="en_US"/>
         </w:rPr>
         <w:t>). They must not depend on obeying the law for salvation (</w:t>
       </w:r>
-      <w:hyperlink r:id="rId42">
-        <w:r>
-          <w:rPr>
-            <w:lang w:val="en_US" w:bidi="en_US"/>
-          </w:rPr>
-          <w:rPr>
-            <w:color w:val="0000EE"/>
-            <w:u w:val="single"/>
-          </w:rPr>
-          <w:t>5:2–4</w:t>
-        </w:r>
-      </w:hyperlink>
+      <w:r>
+        <w:rPr>
+          <w:lang w:val="en_US" w:bidi="en_US"/>
+        </w:rPr>
+        <w:t>5:2–4</w:t>
+      </w:r>
       <w:r>
         <w:rPr>
           <w:lang w:val="en_US" w:bidi="en_US"/>
         </w:rPr>
         <w:t>). Instead, they must live by faith (</w:t>
       </w:r>
-      <w:hyperlink r:id="rId43">
-        <w:r>
-          <w:rPr>
-            <w:lang w:val="en_US" w:bidi="en_US"/>
-          </w:rPr>
-          <w:rPr>
-            <w:color w:val="0000EE"/>
-            <w:u w:val="single"/>
-          </w:rPr>
-          <w:t>5:5–6</w:t>
-        </w:r>
-      </w:hyperlink>
+      <w:r>
+        <w:rPr>
+          <w:lang w:val="en_US" w:bidi="en_US"/>
+        </w:rPr>
+        <w:t>5:5–6</w:t>
+      </w:r>
       <w:r>
         <w:rPr>
           <w:lang w:val="en_US" w:bidi="en_US"/>
         </w:rPr>
         <w:t>). A message that says people are saved through the law does not come from God (</w:t>
       </w:r>
-      <w:hyperlink r:id="rId44">
-        <w:r>
-          <w:rPr>
-            <w:lang w:val="en_US" w:bidi="en_US"/>
-          </w:rPr>
-          <w:rPr>
-            <w:color w:val="0000EE"/>
-            <w:u w:val="single"/>
-          </w:rPr>
-          <w:t>5:7–12</w:t>
-        </w:r>
-      </w:hyperlink>
+      <w:r>
+        <w:rPr>
+          <w:lang w:val="en_US" w:bidi="en_US"/>
+        </w:rPr>
+        <w:t>5:7–12</w:t>
+      </w:r>
       <w:r>
         <w:rPr>
           <w:lang w:val="en_US" w:bidi="en_US"/>
@@ -1151,54 +959,36 @@
         </w:rPr>
         <w:t>Finally, Paul shows the Galatians that Christian freedom does not mean freedom to sin. Some people might claim this. Instead, Christian freedom is the only way to overcome sin. It is also the way to live in Christ’s love and experience the Spirit’s power (</w:t>
       </w:r>
-      <w:hyperlink r:id="rId45">
-        <w:r>
-          <w:rPr>
-            <w:lang w:val="en_US" w:bidi="en_US"/>
-          </w:rPr>
-          <w:rPr>
-            <w:color w:val="0000EE"/>
-            <w:u w:val="single"/>
-          </w:rPr>
-          <w:t>5:13–6:10</w:t>
-        </w:r>
-      </w:hyperlink>
+      <w:r>
+        <w:rPr>
+          <w:lang w:val="en_US" w:bidi="en_US"/>
+        </w:rPr>
+        <w:t>5:13–6:10</w:t>
+      </w:r>
       <w:r>
         <w:rPr>
           <w:lang w:val="en_US" w:bidi="en_US"/>
         </w:rPr>
         <w:t>). Freedom gives believers the chance to love others, not to sin against them (</w:t>
       </w:r>
-      <w:hyperlink r:id="rId46">
-        <w:r>
-          <w:rPr>
-            <w:lang w:val="en_US" w:bidi="en_US"/>
-          </w:rPr>
-          <w:rPr>
-            <w:color w:val="0000EE"/>
-            <w:u w:val="single"/>
-          </w:rPr>
-          <w:t>5:13–15</w:t>
-        </w:r>
-      </w:hyperlink>
+      <w:r>
+        <w:rPr>
+          <w:lang w:val="en_US" w:bidi="en_US"/>
+        </w:rPr>
+        <w:t>5:13–15</w:t>
+      </w:r>
       <w:r>
         <w:rPr>
           <w:lang w:val="en_US" w:bidi="en_US"/>
         </w:rPr>
         <w:t>). The only way to overcome sin is to live by the power of the Holy Spirit (</w:t>
       </w:r>
-      <w:hyperlink r:id="rId47">
-        <w:r>
-          <w:rPr>
-            <w:lang w:val="en_US" w:bidi="en_US"/>
-          </w:rPr>
-          <w:rPr>
-            <w:color w:val="0000EE"/>
-            <w:u w:val="single"/>
-          </w:rPr>
-          <w:t>5:16–18</w:t>
-        </w:r>
-      </w:hyperlink>
+      <w:r>
+        <w:rPr>
+          <w:lang w:val="en_US" w:bidi="en_US"/>
+        </w:rPr>
+        <w:t>5:16–18</w:t>
+      </w:r>
       <w:r>
         <w:rPr>
           <w:lang w:val="en_US" w:bidi="en_US"/>
@@ -1219,54 +1009,36 @@
         </w:rPr>
         <w:t>Human effort cannot overcome sin. Human tendency to sin leads to acts of sin (</w:t>
       </w:r>
-      <w:hyperlink r:id="rId48">
-        <w:r>
-          <w:rPr>
-            <w:lang w:val="en_US" w:bidi="en_US"/>
-          </w:rPr>
-          <w:rPr>
-            <w:color w:val="0000EE"/>
-            <w:u w:val="single"/>
-          </w:rPr>
-          <w:t>5:19–21</w:t>
-        </w:r>
-      </w:hyperlink>
+      <w:r>
+        <w:rPr>
+          <w:lang w:val="en_US" w:bidi="en_US"/>
+        </w:rPr>
+        <w:t>5:19–21</w:t>
+      </w:r>
       <w:r>
         <w:rPr>
           <w:lang w:val="en_US" w:bidi="en_US"/>
         </w:rPr>
         <w:t>). In contrast, life in the power of the Holy Spirit produces good fruit, which means good character and actions that please God (</w:t>
       </w:r>
-      <w:hyperlink r:id="rId49">
-        <w:r>
-          <w:rPr>
-            <w:lang w:val="en_US" w:bidi="en_US"/>
-          </w:rPr>
-          <w:rPr>
-            <w:color w:val="0000EE"/>
-            <w:u w:val="single"/>
-          </w:rPr>
-          <w:t>5:22–23</w:t>
-        </w:r>
-      </w:hyperlink>
+      <w:r>
+        <w:rPr>
+          <w:lang w:val="en_US" w:bidi="en_US"/>
+        </w:rPr>
+        <w:t>5:22–23</w:t>
+      </w:r>
       <w:r>
         <w:rPr>
           <w:lang w:val="en_US" w:bidi="en_US"/>
         </w:rPr>
         <w:t>). Paul then gives several examples of how the Spirit leads God’s children in daily life (</w:t>
       </w:r>
-      <w:hyperlink r:id="rId50">
-        <w:r>
-          <w:rPr>
-            <w:lang w:val="en_US" w:bidi="en_US"/>
-          </w:rPr>
-          <w:rPr>
-            <w:color w:val="0000EE"/>
-            <w:u w:val="single"/>
-          </w:rPr>
-          <w:t>5:24–6:10</w:t>
-        </w:r>
-      </w:hyperlink>
+      <w:r>
+        <w:rPr>
+          <w:lang w:val="en_US" w:bidi="en_US"/>
+        </w:rPr>
+        <w:t>5:24–6:10</w:t>
+      </w:r>
       <w:r>
         <w:rPr>
           <w:lang w:val="en_US" w:bidi="en_US"/>
@@ -1287,18 +1059,12 @@
         </w:rPr>
         <w:t>Paul ends his letter with a note written in his own handwriting (</w:t>
       </w:r>
-      <w:hyperlink r:id="rId51">
-        <w:r>
-          <w:rPr>
-            <w:lang w:val="en_US" w:bidi="en_US"/>
-          </w:rPr>
-          <w:rPr>
-            <w:color w:val="0000EE"/>
-            <w:u w:val="single"/>
-          </w:rPr>
-          <w:t>6:11–18</w:t>
-        </w:r>
-      </w:hyperlink>
+      <w:r>
+        <w:rPr>
+          <w:lang w:val="en_US" w:bidi="en_US"/>
+        </w:rPr>
+        <w:t>6:11–18</w:t>
+      </w:r>
       <w:r>
         <w:rPr>
           <w:lang w:val="en_US" w:bidi="en_US"/>
@@ -1423,72 +1189,48 @@
         </w:rPr>
         <w:t>Paul does not seem to have spent much time in ethnic Galatia in the north. Acts may refer to this area in two places (</w:t>
       </w:r>
-      <w:hyperlink r:id="rId52">
-        <w:r>
-          <w:rPr>
-            <w:lang w:val="en_US" w:bidi="en_US"/>
-          </w:rPr>
-          <w:rPr>
-            <w:color w:val="0000EE"/>
-            <w:u w:val="single"/>
-          </w:rPr>
-          <w:t>Acts 16:6</w:t>
-        </w:r>
-      </w:hyperlink>
+      <w:r>
+        <w:rPr>
+          <w:lang w:val="en_US" w:bidi="en_US"/>
+        </w:rPr>
+        <w:t>Acts 16:6</w:t>
+      </w:r>
       <w:r>
         <w:rPr>
           <w:lang w:val="en_US" w:bidi="en_US"/>
         </w:rPr>
         <w:t xml:space="preserve">; </w:t>
       </w:r>
-      <w:hyperlink r:id="rId53">
-        <w:r>
-          <w:rPr>
-            <w:lang w:val="en_US" w:bidi="en_US"/>
-          </w:rPr>
-          <w:rPr>
-            <w:color w:val="0000EE"/>
-            <w:u w:val="single"/>
-          </w:rPr>
-          <w:t>18:23</w:t>
-        </w:r>
-      </w:hyperlink>
+      <w:r>
+        <w:rPr>
+          <w:lang w:val="en_US" w:bidi="en_US"/>
+        </w:rPr>
+        <w:t>18:23</w:t>
+      </w:r>
       <w:r>
         <w:rPr>
           <w:lang w:val="en_US" w:bidi="en_US"/>
         </w:rPr>
         <w:t>). But Acts gives a clear record of Paul’s long and repeated missionary work in the southern part of the Roman province of Galatia (</w:t>
       </w:r>
-      <w:hyperlink r:id="rId54">
-        <w:r>
-          <w:rPr>
-            <w:lang w:val="en_US" w:bidi="en_US"/>
-          </w:rPr>
-          <w:rPr>
-            <w:color w:val="0000EE"/>
-            <w:u w:val="single"/>
-          </w:rPr>
-          <w:t>Acts 13:13–14:25</w:t>
-        </w:r>
-      </w:hyperlink>
+      <w:r>
+        <w:rPr>
+          <w:lang w:val="en_US" w:bidi="en_US"/>
+        </w:rPr>
+        <w:t>Acts 13:13–14:25</w:t>
+      </w:r>
       <w:r>
         <w:rPr>
           <w:lang w:val="en_US" w:bidi="en_US"/>
         </w:rPr>
         <w:t xml:space="preserve">; </w:t>
       </w:r>
-      <w:hyperlink r:id="rId55">
-        <w:r>
-          <w:rPr>
-            <w:lang w:val="en_US" w:bidi="en_US"/>
-          </w:rPr>
-          <w:rPr>
-            <w:color w:val="0000EE"/>
-            <w:u w:val="single"/>
-          </w:rPr>
-          <w:t>16:1–5</w:t>
-        </w:r>
-      </w:hyperlink>
+      <w:r>
+        <w:rPr>
+          <w:lang w:val="en_US" w:bidi="en_US"/>
+        </w:rPr>
+        <w:t>16:1–5</w:t>
+      </w:r>
       <w:r>
         <w:rPr>
           <w:lang w:val="en_US" w:bidi="en_US"/>
@@ -1520,18 +1262,12 @@
         </w:rPr>
         <w:t>Paul wrote Galatians at one of two possible times. He may have written it shortly before the council in Jerusalem (</w:t>
       </w:r>
-      <w:hyperlink r:id="rId56">
-        <w:r>
-          <w:rPr>
-            <w:lang w:val="en_US" w:bidi="en_US"/>
-          </w:rPr>
-          <w:rPr>
-            <w:color w:val="0000EE"/>
-            <w:u w:val="single"/>
-          </w:rPr>
-          <w:t>Acts 15:1–29</w:t>
-        </w:r>
-      </w:hyperlink>
+      <w:r>
+        <w:rPr>
+          <w:lang w:val="en_US" w:bidi="en_US"/>
+        </w:rPr>
+        <w:t>Acts 15:1–29</w:t>
+      </w:r>
       <w:r>
         <w:rPr>
           <w:lang w:val="en_US" w:bidi="en_US"/>
@@ -1552,126 +1288,84 @@
         </w:rPr>
         <w:t xml:space="preserve">Traditionally, scholars understood </w:t>
       </w:r>
-      <w:hyperlink r:id="rId28">
-        <w:r>
-          <w:rPr>
-            <w:lang w:val="en_US" w:bidi="en_US"/>
-          </w:rPr>
-          <w:rPr>
-            <w:color w:val="0000EE"/>
-            <w:u w:val="single"/>
-          </w:rPr>
-          <w:t>Galatians 2:1–10</w:t>
-        </w:r>
-      </w:hyperlink>
+      <w:r>
+        <w:rPr>
+          <w:lang w:val="en_US" w:bidi="en_US"/>
+        </w:rPr>
+        <w:t>Galatians 2:1–10</w:t>
+      </w:r>
       <w:r>
         <w:rPr>
           <w:lang w:val="en_US" w:bidi="en_US"/>
         </w:rPr>
         <w:t xml:space="preserve"> as Paul’s description of the council in Jerusalem. But a close reading shows major differences between </w:t>
       </w:r>
-      <w:hyperlink r:id="rId57">
-        <w:r>
-          <w:rPr>
-            <w:lang w:val="en_US" w:bidi="en_US"/>
-          </w:rPr>
-          <w:rPr>
-            <w:color w:val="0000EE"/>
-            <w:u w:val="single"/>
-          </w:rPr>
-          <w:t>Galatians 2</w:t>
-        </w:r>
-      </w:hyperlink>
+      <w:r>
+        <w:rPr>
+          <w:lang w:val="en_US" w:bidi="en_US"/>
+        </w:rPr>
+        <w:t>Galatians 2</w:t>
+      </w:r>
       <w:r>
         <w:rPr>
           <w:lang w:val="en_US" w:bidi="en_US"/>
         </w:rPr>
         <w:t xml:space="preserve"> and </w:t>
       </w:r>
-      <w:hyperlink r:id="rId16">
-        <w:r>
-          <w:rPr>
-            <w:lang w:val="en_US" w:bidi="en_US"/>
-          </w:rPr>
-          <w:rPr>
-            <w:color w:val="0000EE"/>
-            <w:u w:val="single"/>
-          </w:rPr>
-          <w:t>Acts 15:1–41</w:t>
-        </w:r>
-      </w:hyperlink>
+      <w:r>
+        <w:rPr>
+          <w:lang w:val="en_US" w:bidi="en_US"/>
+        </w:rPr>
+        <w:t>Acts 15:1–41</w:t>
+      </w:r>
       <w:r>
         <w:rPr>
           <w:lang w:val="en_US" w:bidi="en_US"/>
         </w:rPr>
         <w:t xml:space="preserve">. Paul says he had made two visits to Jerusalem (see </w:t>
       </w:r>
-      <w:hyperlink r:id="rId58">
-        <w:r>
-          <w:rPr>
-            <w:lang w:val="en_US" w:bidi="en_US"/>
-          </w:rPr>
-          <w:rPr>
-            <w:color w:val="0000EE"/>
-            <w:u w:val="single"/>
-          </w:rPr>
-          <w:t>2:1</w:t>
-        </w:r>
-      </w:hyperlink>
+      <w:r>
+        <w:rPr>
+          <w:lang w:val="en_US" w:bidi="en_US"/>
+        </w:rPr>
+        <w:t>2:1</w:t>
+      </w:r>
       <w:r>
         <w:rPr>
           <w:lang w:val="en_US" w:bidi="en_US"/>
         </w:rPr>
         <w:t xml:space="preserve">). But the council in </w:t>
       </w:r>
-      <w:hyperlink r:id="rId16">
-        <w:r>
-          <w:rPr>
-            <w:lang w:val="en_US" w:bidi="en_US"/>
-          </w:rPr>
-          <w:rPr>
-            <w:color w:val="0000EE"/>
-            <w:u w:val="single"/>
-          </w:rPr>
-          <w:t>Acts 15:1–41</w:t>
-        </w:r>
-      </w:hyperlink>
+      <w:r>
+        <w:rPr>
+          <w:lang w:val="en_US" w:bidi="en_US"/>
+        </w:rPr>
+        <w:t>Acts 15:1–41</w:t>
+      </w:r>
       <w:r>
         <w:rPr>
           <w:lang w:val="en_US" w:bidi="en_US"/>
         </w:rPr>
         <w:t xml:space="preserve"> would have been his third visit. It would be hard to explain why Paul would leave out his second visit (</w:t>
       </w:r>
-      <w:hyperlink r:id="rId59">
-        <w:r>
-          <w:rPr>
-            <w:lang w:val="en_US" w:bidi="en_US"/>
-          </w:rPr>
-          <w:rPr>
-            <w:color w:val="0000EE"/>
-            <w:u w:val="single"/>
-          </w:rPr>
-          <w:t>Acts 11:30</w:t>
-        </w:r>
-      </w:hyperlink>
+      <w:r>
+        <w:rPr>
+          <w:lang w:val="en_US" w:bidi="en_US"/>
+        </w:rPr>
+        <w:t>Acts 11:30</w:t>
+      </w:r>
       <w:r>
         <w:rPr>
           <w:lang w:val="en_US" w:bidi="en_US"/>
         </w:rPr>
         <w:t xml:space="preserve">; </w:t>
       </w:r>
-      <w:hyperlink r:id="rId60">
-        <w:r>
-          <w:rPr>
-            <w:lang w:val="en_US" w:bidi="en_US"/>
-          </w:rPr>
-          <w:rPr>
-            <w:color w:val="0000EE"/>
-            <w:u w:val="single"/>
-          </w:rPr>
-          <w:t>12:25</w:t>
-        </w:r>
-      </w:hyperlink>
+      <w:r>
+        <w:rPr>
+          <w:lang w:val="en_US" w:bidi="en_US"/>
+        </w:rPr>
+        <w:t>12:25</w:t>
+      </w:r>
       <w:r>
         <w:rPr>
           <w:lang w:val="en_US" w:bidi="en_US"/>
@@ -1692,18 +1386,12 @@
         </w:rPr>
         <w:t>Also, if Paul wrote Galatians after the council, we would expect him to mention the council’s decision. That decision speaks directly to the issue in Galatians. In fact, after the council, Paul gladly shared its decision with the churches he visited (</w:t>
       </w:r>
-      <w:hyperlink r:id="rId61">
-        <w:r>
-          <w:rPr>
-            <w:lang w:val="en_US" w:bidi="en_US"/>
-          </w:rPr>
-          <w:rPr>
-            <w:color w:val="0000EE"/>
-            <w:u w:val="single"/>
-          </w:rPr>
-          <w:t>Acts 16:4</w:t>
-        </w:r>
-      </w:hyperlink>
+      <w:r>
+        <w:rPr>
+          <w:lang w:val="en_US" w:bidi="en_US"/>
+        </w:rPr>
+        <w:t>Acts 16:4</w:t>
+      </w:r>
       <w:r>
         <w:rPr>
           <w:lang w:val="en_US" w:bidi="en_US"/>
@@ -1724,36 +1412,24 @@
         </w:rPr>
         <w:t xml:space="preserve">For these reasons, it is difficult to believe that </w:t>
       </w:r>
-      <w:hyperlink r:id="rId28">
-        <w:r>
-          <w:rPr>
-            <w:lang w:val="en_US" w:bidi="en_US"/>
-          </w:rPr>
-          <w:rPr>
-            <w:color w:val="0000EE"/>
-            <w:u w:val="single"/>
-          </w:rPr>
-          <w:t>Galatians 2:1–10</w:t>
-        </w:r>
-      </w:hyperlink>
+      <w:r>
+        <w:rPr>
+          <w:lang w:val="en_US" w:bidi="en_US"/>
+        </w:rPr>
+        <w:t>Galatians 2:1–10</w:t>
+      </w:r>
       <w:r>
         <w:rPr>
           <w:lang w:val="en_US" w:bidi="en_US"/>
         </w:rPr>
         <w:t xml:space="preserve"> describes </w:t>
       </w:r>
-      <w:hyperlink r:id="rId16">
-        <w:r>
-          <w:rPr>
-            <w:lang w:val="en_US" w:bidi="en_US"/>
-          </w:rPr>
-          <w:rPr>
-            <w:color w:val="0000EE"/>
-            <w:u w:val="single"/>
-          </w:rPr>
-          <w:t>Acts 15:1–41</w:t>
-        </w:r>
-      </w:hyperlink>
+      <w:r>
+        <w:rPr>
+          <w:lang w:val="en_US" w:bidi="en_US"/>
+        </w:rPr>
+        <w:t>Acts 15:1–41</w:t>
+      </w:r>
       <w:r>
         <w:rPr>
           <w:lang w:val="en_US" w:bidi="en_US"/>
@@ -1774,72 +1450,48 @@
         </w:rPr>
         <w:t xml:space="preserve">In contrast, </w:t>
       </w:r>
-      <w:hyperlink r:id="rId28">
-        <w:r>
-          <w:rPr>
-            <w:lang w:val="en_US" w:bidi="en_US"/>
-          </w:rPr>
-          <w:rPr>
-            <w:color w:val="0000EE"/>
-            <w:u w:val="single"/>
-          </w:rPr>
-          <w:t>Galatians 2:1–10</w:t>
-        </w:r>
-      </w:hyperlink>
+      <w:r>
+        <w:rPr>
+          <w:lang w:val="en_US" w:bidi="en_US"/>
+        </w:rPr>
+        <w:t>Galatians 2:1–10</w:t>
+      </w:r>
       <w:r>
         <w:rPr>
           <w:lang w:val="en_US" w:bidi="en_US"/>
         </w:rPr>
         <w:t xml:space="preserve"> is easier to connect with the visits in </w:t>
       </w:r>
-      <w:hyperlink r:id="rId59">
-        <w:r>
-          <w:rPr>
-            <w:lang w:val="en_US" w:bidi="en_US"/>
-          </w:rPr>
-          <w:rPr>
-            <w:color w:val="0000EE"/>
-            <w:u w:val="single"/>
-          </w:rPr>
-          <w:t>Acts 11:30</w:t>
-        </w:r>
-      </w:hyperlink>
+      <w:r>
+        <w:rPr>
+          <w:lang w:val="en_US" w:bidi="en_US"/>
+        </w:rPr>
+        <w:t>Acts 11:30</w:t>
+      </w:r>
       <w:r>
         <w:rPr>
           <w:lang w:val="en_US" w:bidi="en_US"/>
         </w:rPr>
         <w:t xml:space="preserve"> and </w:t>
       </w:r>
-      <w:hyperlink r:id="rId60">
-        <w:r>
-          <w:rPr>
-            <w:lang w:val="en_US" w:bidi="en_US"/>
-          </w:rPr>
-          <w:rPr>
-            <w:color w:val="0000EE"/>
-            <w:u w:val="single"/>
-          </w:rPr>
-          <w:t>12:25</w:t>
-        </w:r>
-      </w:hyperlink>
+      <w:r>
+        <w:rPr>
+          <w:lang w:val="en_US" w:bidi="en_US"/>
+        </w:rPr>
+        <w:t>12:25</w:t>
+      </w:r>
       <w:r>
         <w:rPr>
           <w:lang w:val="en_US" w:bidi="en_US"/>
         </w:rPr>
         <w:t xml:space="preserve">. This would suggest that Paul wrote Galatians shortly before the council in Jerusalem. He may have written it around AD 48 or 49. At that time, the disagreement about circumcision was becoming stronger in the church. Some Jewish Christians said Gentile believers also had to be circumcised (see </w:t>
       </w:r>
-      <w:hyperlink r:id="rId62">
-        <w:r>
-          <w:rPr>
-            <w:lang w:val="en_US" w:bidi="en_US"/>
-          </w:rPr>
-          <w:rPr>
-            <w:color w:val="0000EE"/>
-            <w:u w:val="single"/>
-          </w:rPr>
-          <w:t>Acts 15:1–2</w:t>
-        </w:r>
-      </w:hyperlink>
+      <w:r>
+        <w:rPr>
+          <w:lang w:val="en_US" w:bidi="en_US"/>
+        </w:rPr>
+        <w:t>Acts 15:1–2</w:t>
+      </w:r>
       <w:r>
         <w:rPr>
           <w:lang w:val="en_US" w:bidi="en_US"/>
